--- a/data/revised_2026-10_full/outputs/v2/Maths/SS1.3_Quadratic_Equations/Mathematics_Quadratic_Equations_FinalExplanation_TeacherKey.docx
+++ b/data/revised_2026-10_full/outputs/v2/Maths/SS1.3_Quadratic_Equations/Mathematics_Quadratic_Equations_FinalExplanation_TeacherKey.docx
@@ -2557,7 +2557,7 @@
         </w:rPr>
         <w:t xml:space="preserve">© 2026 SeaVuria and ARES. This work is licensed under a </w:t>
       </w:r>
-      <w:hyperlink w:history="1" r:id="rIda2qrk2pndwuyo8igrnrfe">
+      <w:hyperlink w:history="1" r:id="rId_1f7xuojfiunx_wrzjo_f">
         <w:r>
           <w:rPr>
             <w:rFonts w:ascii="Arial" w:cs="Arial" w:eastAsia="Arial" w:hAnsi="Arial"/>
@@ -2577,7 +2577,7 @@
         </w:rPr>
         <w:t xml:space="preserve"> (</w:t>
       </w:r>
-      <w:hyperlink w:history="1" r:id="rIdxpszhtb8q8msy62shriki">
+      <w:hyperlink w:history="1" r:id="rId6unubpnb-sy40p-coelgy">
         <w:r>
           <w:rPr>
             <w:rFonts w:ascii="Arial" w:cs="Arial" w:eastAsia="Arial" w:hAnsi="Arial"/>
@@ -2597,7 +2597,7 @@
         </w:rPr>
         <w:t xml:space="preserve">). To view a copy of this license, visit </w:t>
       </w:r>
-      <w:hyperlink w:history="1" r:id="rIdomqi8_zybzrivjkwsqfbz">
+      <w:hyperlink w:history="1" r:id="rIdfrlrdkrrjgcu9k3_roinc">
         <w:r>
           <w:rPr>
             <w:rFonts w:ascii="Arial" w:cs="Arial" w:eastAsia="Arial" w:hAnsi="Arial"/>
